--- a/examples/transaction_monitoring/output/final/delivery_package.docx
+++ b/examples/transaction_monitoring/output/final/delivery_package.docx
@@ -1915,7 +1915,7 @@
           <w:sz w:val="22"/>
           <w:szCs w:val="22"/>
         </w:rPr>
-        <w:t xml:space="preserve">Data spans 01 Jan 2010 to 05 Feb 2012 (newest record is 5272 day(s) old).</w:t>
+        <w:t xml:space="preserve">Data spans 01 Jan 2010 to 05 Feb 2012 (newest record is 5280 day(s) old).</w:t>
       </w:r>
     </w:p>
     <w:p>

--- a/examples/transaction_monitoring/output/final/delivery_package.docx
+++ b/examples/transaction_monitoring/output/final/delivery_package.docx
@@ -1915,7 +1915,7 @@
           <w:sz w:val="22"/>
           <w:szCs w:val="22"/>
         </w:rPr>
-        <w:t xml:space="preserve">Data spans 01 Jan 2010 to 05 Feb 2012 (newest record is 5280 day(s) old).</w:t>
+        <w:t xml:space="preserve">Data spans 01 Jan 2010 to 05 Feb 2012 (newest record is 5282 day(s) old).</w:t>
       </w:r>
     </w:p>
     <w:p>
